--- a/pr-preview/pr-321/chapters/summary.docx
+++ b/pr-preview/pr-321/chapters/summary.docx
@@ -15,7 +15,7 @@
         <w:pStyle w:val="Date"/>
       </w:pPr>
       <w:r>
-        <w:t xml:space="preserve">Last modified: 2026-10-22 12:44:49 (PDT)</w:t>
+        <w:t xml:space="preserve">Last modified: 2026-10-22 13:47:40 (PDT)</w:t>
       </w:r>
     </w:p>
     <w:tbl>

--- a/pr-preview/pr-321/chapters/summary.docx
+++ b/pr-preview/pr-321/chapters/summary.docx
@@ -15,7 +15,7 @@
         <w:pStyle w:val="Date"/>
       </w:pPr>
       <w:r>
-        <w:t xml:space="preserve">Last modified: 2026-10-22 13:47:40 (PDT)</w:t>
+        <w:t xml:space="preserve">Last modified: 2026-10-25 22:14:28 (PDT)</w:t>
       </w:r>
     </w:p>
     <w:tbl>
@@ -1742,7 +1742,7 @@
       </w:r>
     </w:p>
     <w:bookmarkEnd w:id="73"/>
-    <w:bookmarkStart w:id="85" w:name="sentences"/>
+    <w:bookmarkStart w:id="86" w:name="sentences"/>
     <w:p>
       <w:pPr>
         <w:pStyle w:val="Heading2"/>
@@ -2097,8 +2097,34 @@
         <w:t xml:space="preserve">.</w:t>
       </w:r>
     </w:p>
-    <w:bookmarkEnd w:id="85"/>
-    <w:bookmarkStart w:id="100" w:name="teaching-materials"/>
+    <w:p>
+      <w:pPr>
+        <w:pStyle w:val="Compact"/>
+        <w:numPr>
+          <w:ilvl w:val="0"/>
+          <w:numId w:val="1006"/>
+        </w:numPr>
+      </w:pPr>
+      <w:hyperlink r:id="rId85">
+        <w:r>
+          <w:rPr>
+            <w:rStyle w:val="Hyperlink"/>
+          </w:rPr>
+          <w:t xml:space="preserve">Write to communicate, not to impress</w:t>
+        </w:r>
+      </w:hyperlink>
+      <w:r>
+        <w:t xml:space="preserve">:</w:t>
+      </w:r>
+      <w:r>
+        <w:t xml:space="preserve"> </w:t>
+      </w:r>
+      <w:r>
+        <w:t xml:space="preserve">use the plainest form that still carries the full meaning.</w:t>
+      </w:r>
+    </w:p>
+    <w:bookmarkEnd w:id="86"/>
+    <w:bookmarkStart w:id="101" w:name="teaching-materials"/>
     <w:p>
       <w:pPr>
         <w:pStyle w:val="Heading2"/>
@@ -2115,7 +2141,7 @@
           <w:numId w:val="1007"/>
         </w:numPr>
       </w:pPr>
-      <w:hyperlink r:id="rId86">
+      <w:hyperlink r:id="rId87">
         <w:r>
           <w:rPr>
             <w:rStyle w:val="Hyperlink"/>
@@ -2135,7 +2161,7 @@
           <w:numId w:val="1007"/>
         </w:numPr>
       </w:pPr>
-      <w:hyperlink r:id="rId87">
+      <w:hyperlink r:id="rId88">
         <w:r>
           <w:rPr>
             <w:rStyle w:val="Hyperlink"/>
@@ -2155,7 +2181,7 @@
           <w:numId w:val="1007"/>
         </w:numPr>
       </w:pPr>
-      <w:hyperlink r:id="rId88">
+      <w:hyperlink r:id="rId89">
         <w:r>
           <w:rPr>
             <w:rStyle w:val="Hyperlink"/>
@@ -2178,7 +2204,7 @@
           <w:numId w:val="1007"/>
         </w:numPr>
       </w:pPr>
-      <w:hyperlink r:id="rId89">
+      <w:hyperlink r:id="rId90">
         <w:r>
           <w:rPr>
             <w:rStyle w:val="Hyperlink"/>
@@ -2198,7 +2224,7 @@
           <w:numId w:val="1007"/>
         </w:numPr>
       </w:pPr>
-      <w:hyperlink r:id="rId90">
+      <w:hyperlink r:id="rId91">
         <w:r>
           <w:rPr>
             <w:rStyle w:val="Hyperlink"/>
@@ -2218,7 +2244,7 @@
           <w:numId w:val="1007"/>
         </w:numPr>
       </w:pPr>
-      <w:hyperlink r:id="rId91">
+      <w:hyperlink r:id="rId92">
         <w:r>
           <w:rPr>
             <w:rStyle w:val="Hyperlink"/>
@@ -2238,7 +2264,7 @@
           <w:numId w:val="1007"/>
         </w:numPr>
       </w:pPr>
-      <w:hyperlink r:id="rId92">
+      <w:hyperlink r:id="rId93">
         <w:r>
           <w:rPr>
             <w:rStyle w:val="Hyperlink"/>
@@ -2258,7 +2284,7 @@
           <w:numId w:val="1007"/>
         </w:numPr>
       </w:pPr>
-      <w:hyperlink r:id="rId93">
+      <w:hyperlink r:id="rId94">
         <w:r>
           <w:rPr>
             <w:rStyle w:val="Hyperlink"/>
@@ -2278,7 +2304,7 @@
           <w:numId w:val="1007"/>
         </w:numPr>
       </w:pPr>
-      <w:hyperlink r:id="rId94">
+      <w:hyperlink r:id="rId95">
         <w:r>
           <w:rPr>
             <w:rStyle w:val="Hyperlink"/>
@@ -2298,7 +2324,7 @@
           <w:numId w:val="1007"/>
         </w:numPr>
       </w:pPr>
-      <w:hyperlink r:id="rId95">
+      <w:hyperlink r:id="rId96">
         <w:r>
           <w:rPr>
             <w:rStyle w:val="Hyperlink"/>
@@ -2321,7 +2347,7 @@
           <w:numId w:val="1007"/>
         </w:numPr>
       </w:pPr>
-      <w:hyperlink r:id="rId96">
+      <w:hyperlink r:id="rId97">
         <w:r>
           <w:rPr>
             <w:rStyle w:val="Hyperlink"/>
@@ -2341,7 +2367,7 @@
           <w:numId w:val="1007"/>
         </w:numPr>
       </w:pPr>
-      <w:hyperlink r:id="rId97">
+      <w:hyperlink r:id="rId98">
         <w:r>
           <w:rPr>
             <w:rStyle w:val="Hyperlink"/>
@@ -2361,7 +2387,7 @@
           <w:numId w:val="1007"/>
         </w:numPr>
       </w:pPr>
-      <w:hyperlink r:id="rId98">
+      <w:hyperlink r:id="rId99">
         <w:r>
           <w:rPr>
             <w:rStyle w:val="Hyperlink"/>
@@ -2396,7 +2422,7 @@
           <w:numId w:val="1007"/>
         </w:numPr>
       </w:pPr>
-      <w:hyperlink r:id="rId99">
+      <w:hyperlink r:id="rId100">
         <w:r>
           <w:rPr>
             <w:rStyle w:val="Hyperlink"/>
@@ -2414,8 +2440,8 @@
         <w:t xml:space="preserve">and remove any existing credit to your own work, but keep what that work itself credits.</w:t>
       </w:r>
     </w:p>
-    <w:bookmarkEnd w:id="100"/>
-    <w:bookmarkStart w:id="104" w:name="software-text"/>
+    <w:bookmarkEnd w:id="101"/>
+    <w:bookmarkStart w:id="105" w:name="software-text"/>
     <w:p>
       <w:pPr>
         <w:pStyle w:val="Heading2"/>
@@ -2432,7 +2458,7 @@
           <w:numId w:val="1008"/>
         </w:numPr>
       </w:pPr>
-      <w:hyperlink r:id="rId101">
+      <w:hyperlink r:id="rId102">
         <w:r>
           <w:rPr>
             <w:rStyle w:val="Hyperlink"/>
@@ -2455,7 +2481,7 @@
           <w:numId w:val="1008"/>
         </w:numPr>
       </w:pPr>
-      <w:hyperlink r:id="rId102">
+      <w:hyperlink r:id="rId103">
         <w:r>
           <w:rPr>
             <w:rStyle w:val="Hyperlink"/>
@@ -2475,7 +2501,7 @@
           <w:numId w:val="1008"/>
         </w:numPr>
       </w:pPr>
-      <w:hyperlink r:id="rId103">
+      <w:hyperlink r:id="rId104">
         <w:r>
           <w:rPr>
             <w:rStyle w:val="Hyperlink"/>
@@ -2487,8 +2513,8 @@
         <w:t xml:space="preserve">.</w:t>
       </w:r>
     </w:p>
-    <w:bookmarkEnd w:id="104"/>
-    <w:bookmarkStart w:id="108" w:name="thinking"/>
+    <w:bookmarkEnd w:id="105"/>
+    <w:bookmarkStart w:id="109" w:name="thinking"/>
     <w:p>
       <w:pPr>
         <w:pStyle w:val="Heading2"/>
@@ -2505,7 +2531,7 @@
           <w:numId w:val="1009"/>
         </w:numPr>
       </w:pPr>
-      <w:hyperlink r:id="rId105">
+      <w:hyperlink r:id="rId106">
         <w:r>
           <w:rPr>
             <w:rStyle w:val="Hyperlink"/>
@@ -2525,7 +2551,7 @@
           <w:numId w:val="1009"/>
         </w:numPr>
       </w:pPr>
-      <w:hyperlink r:id="rId106">
+      <w:hyperlink r:id="rId107">
         <w:r>
           <w:rPr>
             <w:rStyle w:val="Hyperlink"/>
@@ -2545,7 +2571,7 @@
           <w:numId w:val="1009"/>
         </w:numPr>
       </w:pPr>
-      <w:hyperlink r:id="rId107">
+      <w:hyperlink r:id="rId108">
         <w:r>
           <w:rPr>
             <w:rStyle w:val="Hyperlink"/>
@@ -2557,7 +2583,7 @@
         <w:t xml:space="preserve">.</w:t>
       </w:r>
     </w:p>
-    <w:bookmarkEnd w:id="108"/>
+    <w:bookmarkEnd w:id="109"/>
     <w:sectPr>
       <w:footnotePr>
         <w:numRestart w:val="eachSect"/>
